--- a/Build_real_world_agents/Idea_generator_and_validator/Documentation.docx
+++ b/Build_real_world_agents/Idea_generator_and_validator/Documentation.docx
@@ -151,7 +151,6 @@
           <w:bCs w:val="1"/>
           <w:sz w:val="26"/>
           <w:szCs w:val="26"/>
-          <w:u w:val="single"/>
         </w:rPr>
       </w:pPr>
       <w:r>
@@ -164,6 +163,11 @@
           <w:rtl w:val="0"/>
         </w:rPr>
         <w:t xml:space="preserve">Idea Generator and Validator workflow</w:t>
+      </w:r>
+      <w:r>
+        <w:rPr>
+          <w:rtl w:val="0"/>
+        </w:rPr>
       </w:r>
     </w:p>
     <w:p>
@@ -198,7 +202,7 @@
                   </pic:nvPicPr>
                   <pic:blipFill>
                     <a:blip r:embed="rId6"/>
-                    <a:srcRect b="10384" l="0" r="961" t="13899"/>
+                    <a:srcRect b="10385" l="0" r="962" t="13899"/>
                     <a:stretch>
                       <a:fillRect/>
                     </a:stretch>
@@ -631,12 +635,12 @@
           <wp:inline distB="114300" distT="114300" distL="114300" distR="114300">
             <wp:extent cx="5943600" cy="1143000"/>
             <wp:effectExtent b="0" l="0" r="0" t="0"/>
-            <wp:docPr id="1" name="image4.png"/>
+            <wp:docPr id="1" name="image5.png"/>
             <a:graphic>
               <a:graphicData uri="http://schemas.openxmlformats.org/drawingml/2006/picture">
                 <pic:pic>
                   <pic:nvPicPr>
-                    <pic:cNvPr id="0" name="image4.png"/>
+                    <pic:cNvPr id="0" name="image5.png"/>
                     <pic:cNvPicPr preferRelativeResize="0"/>
                   </pic:nvPicPr>
                   <pic:blipFill>
@@ -806,12 +810,12 @@
           <wp:inline distB="114300" distT="114300" distL="114300" distR="114300">
             <wp:extent cx="2633663" cy="4660463"/>
             <wp:effectExtent b="0" l="0" r="0" t="0"/>
-            <wp:docPr id="4" name="image5.png"/>
+            <wp:docPr id="4" name="image2.png"/>
             <a:graphic>
               <a:graphicData uri="http://schemas.openxmlformats.org/drawingml/2006/picture">
                 <pic:pic>
                   <pic:nvPicPr>
-                    <pic:cNvPr id="0" name="image5.png"/>
+                    <pic:cNvPr id="0" name="image2.png"/>
                     <pic:cNvPicPr preferRelativeResize="0"/>
                   </pic:nvPicPr>
                   <pic:blipFill>
@@ -967,12 +971,12 @@
           <wp:inline distB="114300" distT="114300" distL="114300" distR="114300">
             <wp:extent cx="2566988" cy="3943916"/>
             <wp:effectExtent b="0" l="0" r="0" t="0"/>
-            <wp:docPr id="5" name="image2.png"/>
+            <wp:docPr id="5" name="image3.png"/>
             <a:graphic>
               <a:graphicData uri="http://schemas.openxmlformats.org/drawingml/2006/picture">
                 <pic:pic>
                   <pic:nvPicPr>
-                    <pic:cNvPr id="0" name="image2.png"/>
+                    <pic:cNvPr id="0" name="image3.png"/>
                     <pic:cNvPicPr preferRelativeResize="0"/>
                   </pic:nvPicPr>
                   <pic:blipFill>
@@ -1169,12 +1173,12 @@
           <wp:inline distB="114300" distT="114300" distL="114300" distR="114300">
             <wp:extent cx="2433638" cy="3103849"/>
             <wp:effectExtent b="0" l="0" r="0" t="0"/>
-            <wp:docPr id="2" name="image3.png"/>
+            <wp:docPr id="2" name="image4.png"/>
             <a:graphic>
               <a:graphicData uri="http://schemas.openxmlformats.org/drawingml/2006/picture">
                 <pic:pic>
                   <pic:nvPicPr>
-                    <pic:cNvPr id="0" name="image3.png"/>
+                    <pic:cNvPr id="0" name="image4.png"/>
                     <pic:cNvPicPr preferRelativeResize="0"/>
                   </pic:nvPicPr>
                   <pic:blipFill>
@@ -1221,6 +1225,262 @@
           <w:rtl w:val="0"/>
         </w:rPr>
         <w:t xml:space="preserve">Click “Execute workflow” to get the app up and running.</w:t>
+      </w:r>
+    </w:p>
+    <w:p>
+      <w:pPr>
+        <w:spacing w:line="360" w:lineRule="auto"/>
+        <w:rPr>
+          <w:b w:val="1"/>
+          <w:bCs w:val="1"/>
+          <w:sz w:val="26"/>
+          <w:szCs w:val="26"/>
+          <w:u w:val="single"/>
+        </w:rPr>
+      </w:pPr>
+      <w:r>
+        <w:rPr>
+          <w:b w:val="1"/>
+          <w:bCs w:val="1"/>
+          <w:sz w:val="26"/>
+          <w:szCs w:val="26"/>
+          <w:u w:val="single"/>
+          <w:rtl w:val="0"/>
+        </w:rPr>
+        <w:t xml:space="preserve">Remote agent (N8N + CrewAI) setup</w:t>
+      </w:r>
+    </w:p>
+    <w:p>
+      <w:pPr>
+        <w:numPr>
+          <w:ilvl w:val="0"/>
+          <w:numId w:val="2"/>
+        </w:numPr>
+        <w:shd w:fill="ffffff" w:val="clear"/>
+        <w:spacing w:after="0" w:afterAutospacing="0" w:before="240" w:line="360" w:lineRule="auto"/>
+        <w:ind w:left="720" w:hanging="360"/>
+        <w:rPr>
+          <w:color w:val="1f2328"/>
+          <w:sz w:val="24"/>
+          <w:szCs w:val="24"/>
+        </w:rPr>
+      </w:pPr>
+      <w:r>
+        <w:rPr>
+          <w:color w:val="1f2328"/>
+          <w:sz w:val="24"/>
+          <w:szCs w:val="24"/>
+          <w:rtl w:val="0"/>
+        </w:rPr>
+        <w:t xml:space="preserve">Business idea generator tool : </w:t>
+      </w:r>
+    </w:p>
+    <w:p>
+      <w:pPr>
+        <w:numPr>
+          <w:ilvl w:val="1"/>
+          <w:numId w:val="2"/>
+        </w:numPr>
+        <w:shd w:fill="ffffff" w:val="clear"/>
+        <w:spacing w:after="0" w:afterAutospacing="0" w:before="0" w:beforeAutospacing="0" w:line="360" w:lineRule="auto"/>
+        <w:ind w:left="1440" w:hanging="360"/>
+        <w:rPr>
+          <w:color w:val="1f2328"/>
+          <w:sz w:val="24"/>
+          <w:szCs w:val="24"/>
+          <w:u w:val="none"/>
+        </w:rPr>
+      </w:pPr>
+      <w:r>
+        <w:rPr>
+          <w:color w:val="1f2328"/>
+          <w:sz w:val="24"/>
+          <w:szCs w:val="24"/>
+          <w:rtl w:val="0"/>
+        </w:rPr>
+        <w:t xml:space="preserve">Acts as an external tool for AI agents. </w:t>
+      </w:r>
+    </w:p>
+    <w:p>
+      <w:pPr>
+        <w:numPr>
+          <w:ilvl w:val="1"/>
+          <w:numId w:val="2"/>
+        </w:numPr>
+        <w:shd w:fill="ffffff" w:val="clear"/>
+        <w:spacing w:after="0" w:afterAutospacing="0" w:before="0" w:beforeAutospacing="0" w:line="360" w:lineRule="auto"/>
+        <w:ind w:left="1440" w:hanging="360"/>
+        <w:rPr>
+          <w:color w:val="1f2328"/>
+          <w:sz w:val="24"/>
+          <w:szCs w:val="24"/>
+          <w:u w:val="none"/>
+        </w:rPr>
+      </w:pPr>
+      <w:r>
+        <w:rPr>
+          <w:color w:val="1f2328"/>
+          <w:sz w:val="24"/>
+          <w:szCs w:val="24"/>
+          <w:rtl w:val="0"/>
+        </w:rPr>
+        <w:t xml:space="preserve">Calls an N8N workflow to generate business ideas and returns the raw response from the webhook.</w:t>
+      </w:r>
+    </w:p>
+    <w:p>
+      <w:pPr>
+        <w:numPr>
+          <w:ilvl w:val="0"/>
+          <w:numId w:val="2"/>
+        </w:numPr>
+        <w:shd w:fill="ffffff" w:val="clear"/>
+        <w:spacing w:after="0" w:afterAutospacing="0" w:before="0" w:beforeAutospacing="0" w:line="360" w:lineRule="auto"/>
+        <w:ind w:left="720" w:hanging="360"/>
+        <w:rPr>
+          <w:color w:val="1f2328"/>
+          <w:sz w:val="24"/>
+          <w:szCs w:val="24"/>
+          <w:u w:val="none"/>
+        </w:rPr>
+      </w:pPr>
+      <w:r>
+        <w:rPr>
+          <w:color w:val="1f2328"/>
+          <w:sz w:val="24"/>
+          <w:szCs w:val="24"/>
+          <w:rtl w:val="0"/>
+        </w:rPr>
+        <w:t xml:space="preserve">BusinessIdeaAgent Class :</w:t>
+      </w:r>
+    </w:p>
+    <w:p>
+      <w:pPr>
+        <w:numPr>
+          <w:ilvl w:val="1"/>
+          <w:numId w:val="2"/>
+        </w:numPr>
+        <w:shd w:fill="ffffff" w:val="clear"/>
+        <w:spacing w:after="0" w:afterAutospacing="0" w:before="0" w:beforeAutospacing="0" w:line="360" w:lineRule="auto"/>
+        <w:ind w:left="1440" w:hanging="360"/>
+        <w:rPr>
+          <w:color w:val="1f2328"/>
+          <w:sz w:val="24"/>
+          <w:szCs w:val="24"/>
+          <w:u w:val="none"/>
+        </w:rPr>
+      </w:pPr>
+      <w:r>
+        <w:rPr>
+          <w:color w:val="1f2328"/>
+          <w:sz w:val="24"/>
+          <w:szCs w:val="24"/>
+          <w:rtl w:val="0"/>
+        </w:rPr>
+        <w:t xml:space="preserve">Encapsulates the idea validation workflow.</w:t>
+      </w:r>
+    </w:p>
+    <w:p>
+      <w:pPr>
+        <w:numPr>
+          <w:ilvl w:val="1"/>
+          <w:numId w:val="2"/>
+        </w:numPr>
+        <w:shd w:fill="ffffff" w:val="clear"/>
+        <w:spacing w:after="0" w:afterAutospacing="0" w:before="0" w:beforeAutospacing="0" w:line="360" w:lineRule="auto"/>
+        <w:ind w:left="1440" w:hanging="360"/>
+        <w:rPr>
+          <w:color w:val="1f2328"/>
+          <w:sz w:val="24"/>
+          <w:szCs w:val="24"/>
+          <w:u w:val="none"/>
+        </w:rPr>
+      </w:pPr>
+      <w:r>
+        <w:rPr>
+          <w:color w:val="1f2328"/>
+          <w:sz w:val="24"/>
+          <w:szCs w:val="24"/>
+          <w:rtl w:val="0"/>
+        </w:rPr>
+        <w:t xml:space="preserve">It combines agent logic, task definition and execution flow.</w:t>
+      </w:r>
+    </w:p>
+    <w:p>
+      <w:pPr>
+        <w:numPr>
+          <w:ilvl w:val="0"/>
+          <w:numId w:val="2"/>
+        </w:numPr>
+        <w:shd w:fill="ffffff" w:val="clear"/>
+        <w:spacing w:after="0" w:afterAutospacing="0" w:before="0" w:beforeAutospacing="0" w:line="360" w:lineRule="auto"/>
+        <w:ind w:left="720" w:hanging="360"/>
+        <w:rPr>
+          <w:color w:val="1f2328"/>
+          <w:sz w:val="24"/>
+          <w:szCs w:val="24"/>
+          <w:u w:val="none"/>
+        </w:rPr>
+      </w:pPr>
+      <w:r>
+        <w:rPr>
+          <w:color w:val="1f2328"/>
+          <w:sz w:val="24"/>
+          <w:szCs w:val="24"/>
+          <w:rtl w:val="0"/>
+        </w:rPr>
+        <w:t xml:space="preserve">Validator agent :</w:t>
+      </w:r>
+    </w:p>
+    <w:p>
+      <w:pPr>
+        <w:numPr>
+          <w:ilvl w:val="1"/>
+          <w:numId w:val="2"/>
+        </w:numPr>
+        <w:shd w:fill="ffffff" w:val="clear"/>
+        <w:spacing w:after="0" w:afterAutospacing="0" w:before="0" w:beforeAutospacing="0" w:line="360" w:lineRule="auto"/>
+        <w:ind w:left="1440" w:hanging="360"/>
+        <w:rPr>
+          <w:color w:val="1f2328"/>
+          <w:sz w:val="24"/>
+          <w:szCs w:val="24"/>
+          <w:u w:val="none"/>
+        </w:rPr>
+      </w:pPr>
+      <w:r>
+        <w:rPr>
+          <w:color w:val="1f2328"/>
+          <w:sz w:val="24"/>
+          <w:szCs w:val="24"/>
+          <w:rtl w:val="0"/>
+        </w:rPr>
+        <w:t xml:space="preserve">Act as a business idea validator agent.</w:t>
+      </w:r>
+    </w:p>
+    <w:p>
+      <w:pPr>
+        <w:numPr>
+          <w:ilvl w:val="1"/>
+          <w:numId w:val="2"/>
+        </w:numPr>
+        <w:shd w:fill="ffffff" w:val="clear"/>
+        <w:spacing w:after="240" w:before="0" w:beforeAutospacing="0" w:line="360" w:lineRule="auto"/>
+        <w:ind w:left="1440" w:hanging="360"/>
+        <w:rPr>
+          <w:color w:val="1f2328"/>
+          <w:sz w:val="24"/>
+          <w:szCs w:val="24"/>
+          <w:u w:val="none"/>
+        </w:rPr>
+      </w:pPr>
+      <w:r>
+        <w:rPr>
+          <w:color w:val="1f2328"/>
+          <w:sz w:val="24"/>
+          <w:szCs w:val="24"/>
+          <w:rtl w:val="0"/>
+        </w:rPr>
+        <w:t xml:space="preserve">Call a business idea generator tool and validate the idea and return the validation results. </w:t>
       </w:r>
     </w:p>
     <w:p>
